--- a/klagomål/A 42427-2026 FSC-klagomål.docx
+++ b/klagomål/A 42427-2026 FSC-klagomål.docx
@@ -940,7 +940,7 @@
     <w:r>
       <w:tab/>
       <w:tab/>
-      <w:t>2026-10-14</w:t>
+      <w:t>2026-10-15</w:t>
       <w:br/>
       <w:br/>
     </w:r>

--- a/klagomål/A 42427-2026 FSC-klagomål.docx
+++ b/klagomål/A 42427-2026 FSC-klagomål.docx
@@ -940,7 +940,7 @@
     <w:r>
       <w:tab/>
       <w:tab/>
-      <w:t>2026-10-15</w:t>
+      <w:t>2026-10-16</w:t>
       <w:br/>
       <w:br/>
     </w:r>

--- a/klagomål/A 42427-2026 FSC-klagomål.docx
+++ b/klagomål/A 42427-2026 FSC-klagomål.docx
@@ -940,7 +940,7 @@
     <w:r>
       <w:tab/>
       <w:tab/>
-      <w:t>2026-10-16</w:t>
+      <w:t>2026-10-17</w:t>
       <w:br/>
       <w:br/>
     </w:r>

--- a/klagomål/A 42427-2026 FSC-klagomål.docx
+++ b/klagomål/A 42427-2026 FSC-klagomål.docx
@@ -940,7 +940,7 @@
     <w:r>
       <w:tab/>
       <w:tab/>
-      <w:t>2026-10-17</w:t>
+      <w:t>2026-10-18</w:t>
       <w:br/>
       <w:br/>
     </w:r>

--- a/klagomål/A 42427-2026 FSC-klagomål.docx
+++ b/klagomål/A 42427-2026 FSC-klagomål.docx
@@ -940,7 +940,7 @@
     <w:r>
       <w:tab/>
       <w:tab/>
-      <w:t>2026-10-18</w:t>
+      <w:t>2026-10-19</w:t>
       <w:br/>
       <w:br/>
     </w:r>

--- a/klagomål/A 42427-2026 FSC-klagomål.docx
+++ b/klagomål/A 42427-2026 FSC-klagomål.docx
@@ -940,7 +940,7 @@
     <w:r>
       <w:tab/>
       <w:tab/>
-      <w:t>2026-10-19</w:t>
+      <w:t>2026-10-20</w:t>
       <w:br/>
       <w:br/>
     </w:r>

--- a/klagomål/A 42427-2026 FSC-klagomål.docx
+++ b/klagomål/A 42427-2026 FSC-klagomål.docx
@@ -940,7 +940,7 @@
     <w:r>
       <w:tab/>
       <w:tab/>
-      <w:t>2026-10-20</w:t>
+      <w:t>2026-10-21</w:t>
       <w:br/>
       <w:br/>
     </w:r>

--- a/klagomål/A 42427-2026 FSC-klagomål.docx
+++ b/klagomål/A 42427-2026 FSC-klagomål.docx
@@ -940,7 +940,7 @@
     <w:r>
       <w:tab/>
       <w:tab/>
-      <w:t>2026-10-21</w:t>
+      <w:t>2026-10-22</w:t>
       <w:br/>
       <w:br/>
     </w:r>

--- a/klagomål/A 42427-2026 FSC-klagomål.docx
+++ b/klagomål/A 42427-2026 FSC-klagomål.docx
@@ -940,7 +940,7 @@
     <w:r>
       <w:tab/>
       <w:tab/>
-      <w:t>2026-10-22</w:t>
+      <w:t>2026-10-23</w:t>
       <w:br/>
       <w:br/>
     </w:r>

--- a/klagomål/A 42427-2026 FSC-klagomål.docx
+++ b/klagomål/A 42427-2026 FSC-klagomål.docx
@@ -940,7 +940,7 @@
     <w:r>
       <w:tab/>
       <w:tab/>
-      <w:t>2026-10-23</w:t>
+      <w:t>2026-10-24</w:t>
       <w:br/>
       <w:br/>
     </w:r>

--- a/klagomål/A 42427-2026 FSC-klagomål.docx
+++ b/klagomål/A 42427-2026 FSC-klagomål.docx
@@ -940,7 +940,7 @@
     <w:r>
       <w:tab/>
       <w:tab/>
-      <w:t>2026-10-24</w:t>
+      <w:t>2026-10-25</w:t>
       <w:br/>
       <w:br/>
     </w:r>

--- a/klagomål/A 42427-2026 FSC-klagomål.docx
+++ b/klagomål/A 42427-2026 FSC-klagomål.docx
@@ -940,7 +940,7 @@
     <w:r>
       <w:tab/>
       <w:tab/>
-      <w:t>2026-10-25</w:t>
+      <w:t>2026-10-26</w:t>
       <w:br/>
       <w:br/>
     </w:r>

--- a/klagomål/A 42427-2026 FSC-klagomål.docx
+++ b/klagomål/A 42427-2026 FSC-klagomål.docx
@@ -940,7 +940,7 @@
     <w:r>
       <w:tab/>
       <w:tab/>
-      <w:t>2026-10-26</w:t>
+      <w:t>2026-10-27</w:t>
       <w:br/>
       <w:br/>
     </w:r>

--- a/klagomål/A 42427-2026 FSC-klagomål.docx
+++ b/klagomål/A 42427-2026 FSC-klagomål.docx
@@ -221,7 +221,7 @@
     </w:p>
     <w:p>
       <w:r>
-        <w:t>I och inom 6 meter från avverkningsanmälan finns fynd av 9 naturvårdsarter, varav 6 är rödlistade, 7 är fridlysta och 1 är typisk (T): hökuggla (VU, §4), grönsångare (NT, §4), orange taggsvamp (NT, T), skarp dropptaggsvamp (NT), sädesärla (NT, §4), talltita (NT, §4), grönsiska (§4), havsörn (§4) och sångsvan (§4). Se Figur 1.</w:t>
+        <w:t>I och inom 6 meter från avverkningsanmälan finns fynd av 17 naturvårdsarter, varav 10 är rödlistade, 8 är fridlysta, 9 är typiska (T) och 3 är signalarter (S): garnlav (VU, T), hökuggla (VU, §4), dropptaggsvamp (NT, T), grönsångare (NT, §4), kolflarnlav (NT, T), lunglav (NT, T), orange taggsvamp (NT, T), skarp dropptaggsvamp (NT), sädesärla (NT, §4), talltita (NT, §4), luddlav (S, T), plattlummer (S, T, §9), stuplav (S, T), sälg (T), grönsiska (§4), havsörn (§4) och sångsvan (§4). Se Figur 1.</w:t>
       </w:r>
     </w:p>
     <w:p>
@@ -252,10 +252,59 @@
         <w:rPr>
           <w:b/>
         </w:rPr>
+        <w:t>Garnlav (VU)</w:t>
+      </w:r>
+      <w:r>
+        <w:t xml:space="preserve"> är en utpräglad barrskogsart som ibland kan drapera träden i norrländska grannaturskogar med hög luftfuktighet. Den förekommer även i talldominerade bestånd där den, förutom i trädens grenverk, påträffas hängande över ojämnheter i tallbarken. Arten har minskat starkt i södra och mellersta Sverige och den minskar även i sitt nordliga utbredningsområde. Minskningstakten uppgår till 30 (20–50) % inom 50 år och överstiger gränsvärdet för Sårbar (VU). Orsaken till tillbakagången beror främst på slutavverkningar av naturskogsartade skogar. Bestånd med riklig förekomst bör regelmässigt sparas, vilket även gynnar flera andra sällsynta och rödlistade arter. Garnlav är värdväxt för den mycket sällsynta och akut hotade fjärilen barrskogslavfly (CR) som hör hemma i boreala barrskogar med riklig förekomst av värdväxten. Tidigare kunde arten konstateras årligen på flera platser vid Dala-Floda i Dalarna innan lokalerna kalavverkades. Senaste fyndet i landet av barrskogslavfly är från år 2000 då den påträffades vid Högberget i Sollefteå kommun. Garnlav är typisk art för </w:t>
+      </w:r>
+      <w:r>
+        <w:rPr>
+          <w:i/>
+        </w:rPr>
+        <w:t xml:space="preserve">9010 Taiga </w:t>
+      </w:r>
+      <w:r>
+        <w:t>och</w:t>
+      </w:r>
+      <w:r>
+        <w:rPr>
+          <w:i/>
+        </w:rPr>
+        <w:t xml:space="preserve"> 9070 Trädklädd betesmark</w:t>
+      </w:r>
+      <w:r>
+        <w:t xml:space="preserve"> (SLU Artdatabanken, 2026).</w:t>
+      </w:r>
+    </w:p>
+    <w:p>
+      <w:r>
+        <w:rPr>
+          <w:b/>
+        </w:rPr>
         <w:t>Hökuggla (VU, §4)</w:t>
       </w:r>
       <w:r>
         <w:t xml:space="preserve"> är rödlistad som sårbar (VU), fridlyst enligt 4§ artskyddsförordningen och omfattas av bilaga 1 EU:s fågeldirektiv. Populationen är starkt vikande till följd av störda gnagarcykler och den har minskat med 45 (30–60) % under de senaste 15 åren. Hökugglan föredrar gles skogsmark i kanten av gnagarrika, öppna områden som myrar, hyggen, kraftledningsgator, brandfält och liknande. Den häckar främst i håligheter i grövre träd och på murkna högstubbar. De viktigaste faktorerna inför häckningen är tillgång till boplats och god tillgång till byten. Födan består i huvudsak av smådäggdjur, men om gnagartillgången är liten eller försämras under häckningen fångas även mindre fåglar. Hökugglan missgynnas när variationsrika skogar med rik förekomst av grov död ved omförs till täta produktionsskogar, inte minst på grund av minskad förekomst av lämpliga boplatser (SLU Artdatabanken, 2026).</w:t>
+      </w:r>
+    </w:p>
+    <w:p>
+      <w:r>
+        <w:rPr>
+          <w:b/>
+        </w:rPr>
+        <w:t>Dropptaggsvamp (NT)</w:t>
+      </w:r>
+      <w:r>
+        <w:t xml:space="preserve"> bildar mykorrhiza med tall, främst i barrskog med trädkontinuitet, i magra, torra och ljusöppna lavtallskogar och i barrblandskogar med friskmossor och lingon i fältskiktet. Den totala populationen i landet har minskat och bedöms fortsätta minska till följd av slutavverkningar av tallskog. Det är högst oklart om arten långsiktigt kan etablera och reproducera sig i skogsbestånd som brukas med trakthyggesmetoder, markberedning, gödsling eller föryngring med förädlat plantmaterial. Uppfyller kriterierna för att bli rödlistad på grund av ny kunskap som visar att en större andel av populationen än tidigare bedömt är knuten till kontinuitetsbarrskog. Minskningstakten för den svenska populationen bedöms vara nära gränsvärdet för Sårbar (VU). Dropptaggsvamp är typisk art för </w:t>
+      </w:r>
+      <w:r>
+        <w:rPr>
+          <w:i/>
+        </w:rPr>
+        <w:t xml:space="preserve">9010 Taiga </w:t>
+      </w:r>
+      <w:r>
+        <w:t>(SLU Artdatabanken, 2026).</w:t>
       </w:r>
     </w:p>
     <w:p>
@@ -274,10 +323,10 @@
         <w:rPr>
           <w:b/>
         </w:rPr>
-        <w:t xml:space="preserve">Orange taggsvamp (NT) </w:t>
-      </w:r>
-      <w:r>
-        <w:t xml:space="preserve">bildar mykorrhiza med både gran och tall och den förekommer främst i äldre barrskogar med kontinuitetsskogskaraktär. Mest frekvent är den i äldre mossrik granskog, men då bara i skogar inom granens naturliga utbredningsområde och i bestånd med långvarig grankontinuitet. Den totala populationen i landet bedöms ha minskat kraftigt och fortsatt kommer att minska då arten är knuten till en produktiv skogsmiljö som successivt avverkas. Arten hotas främst av skogsavverkning och tycks försvinna efter slutavverkning, markberedning och plantering och det är inte känt att arten har återkommit i anlagd skog på tidigare kalmark. Orange taggsvamp är typisk art för </w:t>
+        <w:t>Kolflarnlav (NT)</w:t>
+      </w:r>
+      <w:r>
+        <w:t xml:space="preserve"> är brandberoende och växer nästan uteslutande på kolad hård kärnved av tall. Etableringen verkar ske först 100–300 år efter brand och nytt substrat nybildas i mycket begränsad omfattning. Avverkning av tallskog av naturskogskaraktär med spår av återkommande bränder är ett hot och mängden lämplig ved att växa på för arten minskar dels på grund av naturlig nedbrytning men framförallt på grund av att det förstörs i samband med slutavverkningar, gallringar och markberedning. Såväl kolflarnlav som mörk kolflarnlav har glänsande bålfjäll och förekommer främst i tall- och blandbarrskogar av naturskogskaraktär med spår av återkommande bränder. Skogar som dessa hyser höga biologiska värden och bör skyddas. Kolflarnlav är typisk art för </w:t>
       </w:r>
       <w:r>
         <w:rPr>
@@ -294,6 +343,82 @@
         <w:rPr>
           <w:b/>
         </w:rPr>
+        <w:t>Lunglav (NT)</w:t>
+      </w:r>
+      <w:r>
+        <w:t xml:space="preserve"> är en av vårt lands främsta signalarter som överallt indikerar gamla lövträd, skogsbestånd med höga naturvärden och ekosystem med långskoglig kontinuitet. Lokalt kan förekomsten vara mycket riklig men den hittas nästan enbart i gamla och ej slutavverkade skogar. Artens samtliga förekomster bör uppmärksammas från naturvårdssynpunkt, då många lokaler även hyser andra ovanliga och rödlistade arter. Rikliga förekomster bör skyddas med biotopskydd, frivilliga avsättningar eller reservat. På lunglav kan de sällsynta lavparasiterna lunglavshårprick (CR), </w:t>
+      </w:r>
+      <w:r>
+        <w:rPr>
+          <w:i/>
+        </w:rPr>
+        <w:t>Abrothallus diederichii</w:t>
+      </w:r>
+      <w:r>
+        <w:t xml:space="preserve"> (VU), </w:t>
+      </w:r>
+      <w:r>
+        <w:rPr>
+          <w:i/>
+        </w:rPr>
+        <w:t>Abrothallus lobariae</w:t>
+      </w:r>
+      <w:r>
+        <w:t xml:space="preserve"> (VU), </w:t>
+      </w:r>
+      <w:r>
+        <w:rPr>
+          <w:i/>
+        </w:rPr>
+        <w:t>Calycina lobariae</w:t>
+      </w:r>
+      <w:r>
+        <w:t xml:space="preserve"> (VU), lunglavsknapp (VU) och skrovelmössing (VU) påträffas. Lunglav är typisk art för </w:t>
+      </w:r>
+      <w:r>
+        <w:rPr>
+          <w:i/>
+        </w:rPr>
+        <w:t>9010 Taiga, 9020 Nordlig ädellövskog, 9110 Näringsfattig bokskog, 9130 Näringsrik bokskog, 9160 Näringsrik ekskog, 9180 Ädellövskog i branter, 9190 Näringsfattig ekskog, 9070 Trädklädd betesmark, 9040 Fjällbjörkskog</w:t>
+      </w:r>
+      <w:r>
+        <w:t xml:space="preserve"> och</w:t>
+      </w:r>
+      <w:r>
+        <w:rPr>
+          <w:i/>
+        </w:rPr>
+        <w:t xml:space="preserve"> 6530 Lövängar</w:t>
+      </w:r>
+      <w:r>
+        <w:t xml:space="preserve"> (SLU Artdatabanken, 2026; Nitare &amp; Skogsstyrelsen, 2019).</w:t>
+      </w:r>
+    </w:p>
+    <w:p>
+      <w:r>
+        <w:rPr>
+          <w:b/>
+        </w:rPr>
+        <w:t xml:space="preserve">Orange taggsvamp (NT) </w:t>
+      </w:r>
+      <w:r>
+        <w:t xml:space="preserve">bildar mykorrhiza med både gran och tall och den förekommer främst i äldre barrskogar med kontinuitetsskogskaraktär. Mest frekvent är den i äldre mossrik granskog, men då bara i skogar inom granens naturliga utbredningsområde och i bestånd med långvarig grankontinuitet. Den totala populationen i landet bedöms ha minskat kraftigt och fortsatt kommer att minska då arten är knuten till en produktiv skogsmiljö som successivt avverkas. Arten hotas främst av skogsavverkning och tycks försvinna efter slutavverkning, markberedning och plantering och det är inte känt att arten har återkommit i anlagd skog på tidigare kalmark. Orange taggsvamp är typisk art för </w:t>
+      </w:r>
+      <w:r>
+        <w:rPr>
+          <w:i/>
+        </w:rPr>
+        <w:t>9010 Taiga</w:t>
+      </w:r>
+      <w:r>
+        <w:t xml:space="preserve"> (SLU Artdatabanken, 2024).</w:t>
+      </w:r>
+    </w:p>
+    <w:p>
+      <w:r>
+        <w:rPr>
+          <w:b/>
+        </w:rPr>
         <w:t xml:space="preserve">Skarp dropptaggsvamp (NT) </w:t>
       </w:r>
       <w:r>
@@ -309,6 +434,149 @@
       </w:r>
       <w:r>
         <w:t>, rödlistad som nära hotad och prioriterad art i Skogsvårdslagen, har häckningsrevir i anmälan. Arten har minskat kraftigt de senaste 30 åren och minskningstakten innevarande 10-årsperiod beräknas till 20 (10–30) %. Talltitan är synnerligen trogen sitt cirka 15 hektar stora revir och är beroende av flerskiktade olikåldriga skogar för att kunna föda upp sina ungar. Talltitan försvinner om dess livsmiljö kalavverkas (Eggers &amp; Low, 2014; Ekman, 1979; Griesser et al, 2007; Klein, 2020; Siffczyk et al, 2003; SLU Artdatabanken, 2021).</w:t>
+      </w:r>
+    </w:p>
+    <w:p>
+      <w:r>
+        <w:rPr>
+          <w:b/>
+        </w:rPr>
+        <w:t>Luddlav</w:t>
+      </w:r>
+      <w:r>
+        <w:t xml:space="preserve"> signalerar lång skoglig kontinuitet med ett stabilt lokal- och mikroklimat med hög och jämn fuktighet. Luddlav är typisk art för </w:t>
+      </w:r>
+      <w:r>
+        <w:rPr>
+          <w:i/>
+        </w:rPr>
+        <w:t>9010 Taiga,</w:t>
+      </w:r>
+      <w:r>
+        <w:t xml:space="preserve"> </w:t>
+      </w:r>
+      <w:r>
+        <w:rPr>
+          <w:i/>
+        </w:rPr>
+        <w:t xml:space="preserve">9020 Nordlig ädellövskog, 9070 Trädklädd betesmark, 9110 Näringsfattig bokskog, 9180 Ädellövskog i branter </w:t>
+      </w:r>
+      <w:r>
+        <w:t>och</w:t>
+      </w:r>
+      <w:r>
+        <w:rPr>
+          <w:i/>
+        </w:rPr>
+        <w:t xml:space="preserve"> 9190 Näringsfattig ekskog </w:t>
+      </w:r>
+      <w:r>
+        <w:t>(Nitare &amp; Skogsstyrelsen, 2019; SLU Artdatabanken, 2025).</w:t>
+      </w:r>
+    </w:p>
+    <w:p>
+      <w:r>
+        <w:rPr>
+          <w:b/>
+        </w:rPr>
+        <w:t>Plattlummer (§9)</w:t>
+      </w:r>
+      <w:r>
+        <w:t xml:space="preserve"> växer främst i ljusöppna sandtallskogar eller annan gles, torr och brandpräglad hedbarrskog. Den är mest frekvent i olika typer av naturskogar och kontinuitetsskogar och missgynnas markant av slutavverkning och maskinell markberedning. Söder ut i landet förekommer de närstående arterna cypresslummer (EN, §8) och mellanlummer (NT, §9), vilka båda omfattas av EU:s art- och habitatdirektiv. Plattlummer är typisk art för </w:t>
+      </w:r>
+      <w:r>
+        <w:rPr>
+          <w:i/>
+        </w:rPr>
+        <w:t xml:space="preserve">9010 Taiga </w:t>
+      </w:r>
+      <w:r>
+        <w:t>och</w:t>
+      </w:r>
+      <w:r>
+        <w:rPr>
+          <w:i/>
+        </w:rPr>
+        <w:t xml:space="preserve"> 2320 Rissandhedar </w:t>
+      </w:r>
+      <w:r>
+        <w:t>(Nitare &amp; Skogsstyrelsen, 2019; SLU Artdatabanken, 2026).</w:t>
+      </w:r>
+    </w:p>
+    <w:p>
+      <w:r>
+        <w:rPr>
+          <w:b/>
+        </w:rPr>
+        <w:t>Stuplav</w:t>
+      </w:r>
+      <w:r>
+        <w:t xml:space="preserve"> är en mycket bra signalart i hela sitt utbredningsområde och förekommer nästan enbart i skogsmiljöer med höga naturvärden. Den indikerar långvarig förekomst av gamla lövträd och miljöer med konstant hög luftfuktighet. I skogar med suboceaniskt klimat finns det en mycket sällsynt parasit, njurlavsknapp </w:t>
+      </w:r>
+      <w:r>
+        <w:rPr>
+          <w:i/>
+        </w:rPr>
+        <w:t>Pletocarpon nephromeum</w:t>
+      </w:r>
+      <w:r>
+        <w:t xml:space="preserve"> (EN), som växer på stuplav. Ytterligare tre sällsynta lavparasiter, </w:t>
+      </w:r>
+      <w:r>
+        <w:rPr>
+          <w:i/>
+        </w:rPr>
+        <w:t>Protounguicularia nephromatis</w:t>
+      </w:r>
+      <w:r>
+        <w:t xml:space="preserve"> (VU), </w:t>
+      </w:r>
+      <w:r>
+        <w:rPr>
+          <w:i/>
+        </w:rPr>
+        <w:t>Refractohilum galligenum</w:t>
+      </w:r>
+      <w:r>
+        <w:t xml:space="preserve"> (NT) och </w:t>
+      </w:r>
+      <w:r>
+        <w:rPr>
+          <w:i/>
+        </w:rPr>
+        <w:t>Roselliniella nephromatis</w:t>
+      </w:r>
+      <w:r>
+        <w:t xml:space="preserve"> (DD), kan också påträffas på stuplav. Stuplav är typisk art för </w:t>
+      </w:r>
+      <w:r>
+        <w:rPr>
+          <w:i/>
+        </w:rPr>
+        <w:t>9010 Taiga</w:t>
+      </w:r>
+      <w:r>
+        <w:t xml:space="preserve"> (SLU Artdatabanken, 2026; Nitare &amp; Skogsstyrelsen, 2019).</w:t>
+      </w:r>
+    </w:p>
+    <w:p>
+      <w:r>
+        <w:rPr>
+          <w:b/>
+        </w:rPr>
+        <w:t xml:space="preserve">Sälg </w:t>
+      </w:r>
+      <w:r>
+        <w:t xml:space="preserve">är typisk art för </w:t>
+      </w:r>
+      <w:r>
+        <w:rPr>
+          <w:i/>
+        </w:rPr>
+        <w:t xml:space="preserve">9040 Fjällbjörkskog </w:t>
+      </w:r>
+      <w:r>
+        <w:t>(SLU Artdatabanken, 2025).</w:t>
       </w:r>
     </w:p>
     <w:p>
@@ -428,7 +696,7 @@
         <w:rPr>
           <w:i/>
         </w:rPr>
-        <w:t>I det avverkningsanmälda skogsområdet har 9 naturvårdsarter varav 6 rödlistade arter sina livsmiljöer och växtplatser.</w:t>
+        <w:t>I det avverkningsanmälda skogsområdet har 17 naturvårdsarter varav 10 rödlistade arter sina livsmiljöer och växtplatser.</w:t>
       </w:r>
     </w:p>
     <w:p>
@@ -625,7 +893,108 @@
         <w:pStyle w:val="Title"/>
       </w:pPr>
       <w:r>
-        <w:t>BILAGA 1 – Fridlysta arter</w:t>
+        <w:t>BILAGA 1 –</w:t>
+        <w:br/>
+        <w:t>Fridlysta och rödlistade arter</w:t>
+      </w:r>
+    </w:p>
+    <w:p>
+      <w:pPr>
+        <w:pStyle w:val="Heading1"/>
+      </w:pPr>
+      <w:r>
+        <w:t>Lunglav – ekologi samt krav på livsmiljön</w:t>
+      </w:r>
+    </w:p>
+    <w:p>
+      <w:r>
+        <w:t xml:space="preserve">Lunglav (NT) är en av vårt lands främsta signalarter som överallt indikerar gamla lövträd, skogsbestånd med höga naturvärden och ekosystem med lång skoglig kontinuitet. Lokalt kan förekomsten vara mycket riklig men den hittas nästan enbart i gamla och ej slutavverkade skogar. Artens samtliga förekomster bör uppmärksammas från naturvårdssynpunkt, då många lokaler även hyser andra ovanliga och rödlistade arter, däribland de sällsynta lavparasiterna lunglavshårprick (CR), </w:t>
+      </w:r>
+      <w:r>
+        <w:rPr>
+          <w:i/>
+        </w:rPr>
+        <w:t>Abrothallus diederichii</w:t>
+      </w:r>
+      <w:r>
+        <w:t xml:space="preserve"> (VU), </w:t>
+      </w:r>
+      <w:r>
+        <w:rPr>
+          <w:i/>
+        </w:rPr>
+        <w:t>Abrothallus lobariae</w:t>
+      </w:r>
+      <w:r>
+        <w:t xml:space="preserve"> (VU), </w:t>
+      </w:r>
+      <w:r>
+        <w:rPr>
+          <w:i/>
+        </w:rPr>
+        <w:t>Calycina lobariae</w:t>
+      </w:r>
+      <w:r>
+        <w:t xml:space="preserve"> (VU), lunglavsknapp (VU) och skrovelmössing (VU), som växer på lunglav. Rikliga förekomster med lunglav bör skyddas med biotopskydd, frivilliga avsättningar eller reservat (SLU Artdatabanken, 2026; Nitare &amp; Skogsstyrelsen, 2019).</w:t>
+      </w:r>
+    </w:p>
+    <w:p>
+      <w:r>
+        <w:t xml:space="preserve">Lunglav är typisk art för </w:t>
+      </w:r>
+      <w:r>
+        <w:rPr>
+          <w:i/>
+        </w:rPr>
+        <w:t>9010 Taiga, 9020 Nordlig ädellövskog, 9110 Näringsfattig bokskog, 9130 Näringsrik bokskog, 9160 Näringsrik ekskog, 9180 Ädellövskog i branter, 9190 Näringsfattig ekskog, 9070 Trädklädd betesmark, 9040 Fjällbjörkskog</w:t>
+      </w:r>
+      <w:r>
+        <w:t xml:space="preserve"> och</w:t>
+      </w:r>
+      <w:r>
+        <w:rPr>
+          <w:i/>
+        </w:rPr>
+        <w:t xml:space="preserve"> 6530 Lövängar</w:t>
+      </w:r>
+      <w:r>
+        <w:t xml:space="preserve"> (SLU Artdatabanken, 2026).</w:t>
+      </w:r>
+    </w:p>
+    <w:p>
+      <w:pPr>
+        <w:pStyle w:val="Heading2"/>
+      </w:pPr>
+      <w:r>
+        <w:t>Referenser – lunglav</w:t>
+      </w:r>
+    </w:p>
+    <w:p>
+      <w:r>
+        <w:t xml:space="preserve">Nitare, J. och Skogsstyrelsen, 2019. </w:t>
+      </w:r>
+      <w:r>
+        <w:rPr>
+          <w:i/>
+        </w:rPr>
+        <w:t xml:space="preserve">Skyddsvärd skog – Naturvårdsarter och andra kriterier för naturvärdesbedömning. </w:t>
+      </w:r>
+      <w:r>
+        <w:t>Skogsstyrelsen.</w:t>
+      </w:r>
+    </w:p>
+    <w:p>
+      <w:r>
+        <w:t xml:space="preserve">SLU Artdatabanken, 2026. </w:t>
+      </w:r>
+      <w:r>
+        <w:rPr>
+          <w:i/>
+        </w:rPr>
+        <w:t xml:space="preserve">Artfaktablad. Naturvård – artfakta. </w:t>
+      </w:r>
+      <w:r>
+        <w:t>SLU Artdatabanken, Uppsala.</w:t>
       </w:r>
     </w:p>
     <w:p>
@@ -940,7 +1309,7 @@
     <w:r>
       <w:tab/>
       <w:tab/>
-      <w:t>2026-10-27</w:t>
+      <w:t>2026-10-28</w:t>
       <w:br/>
       <w:br/>
     </w:r>

--- a/klagomål/A 42427-2026 FSC-klagomål.docx
+++ b/klagomål/A 42427-2026 FSC-klagomål.docx
@@ -1309,7 +1309,7 @@
     <w:r>
       <w:tab/>
       <w:tab/>
-      <w:t>2026-10-28</w:t>
+      <w:t>2026-10-29</w:t>
       <w:br/>
       <w:br/>
     </w:r>

--- a/klagomål/A 42427-2026 FSC-klagomål.docx
+++ b/klagomål/A 42427-2026 FSC-klagomål.docx
@@ -1309,7 +1309,7 @@
     <w:r>
       <w:tab/>
       <w:tab/>
-      <w:t>2026-10-29</w:t>
+      <w:t>2026-10-31</w:t>
       <w:br/>
       <w:br/>
     </w:r>
